--- a/design/press/선도지구_3도시비교.docx
+++ b/design/press/선도지구_3도시비교.docx
@@ -30,7 +30,7 @@
           <w:b/>
           <w:sz w:val="30"/>
         </w:rPr>
-        <w:t>대전 선도지구 매물 잠김… 분당은 20개월 뒤 23% 올랐고, 부산은 거래가 40% 줄었다</w:t>
+        <w:t>선도지구 선정되면 거래 먼저 멈춘다 — 분당·부산, 직후 1~3개월 거래 최대 62% 급감</w:t>
       </w:r>
     </w:p>
     <w:p>
@@ -40,12 +40,12 @@
           <w:color w:val="1268D3"/>
           <w:sz w:val="23"/>
         </w:rPr>
-        <w:t>콕집, 노후계획도시 선도지구 3개 도시 궤적 비교 — 같은 제도, 갈린 결과</w:t>
+        <w:t>콕집, 선정 시점 맞춰 비교 — 가격은 곧바로 9~18% 올라 유지 · 대전은 지금 그 초입</w:t>
       </w:r>
     </w:p>
     <w:p>
       <w:r>
-        <w:t>7월 15일 대전 노후계획도시 정비 선도지구 발표로 대상 단지 매물이 엿새 만에 22.5% 줄어든 가운데, 같은 제도로 앞서 선정된 지역들은 서로 다른 길을 걸은 것으로 나타났다. 부동산 데이터 플랫폼 콕집(koczip.com)이 2024년 11월 선정된 분당 3개 구역(12개 단지, 10,738세대), 2025년 12월 선정된 부산 2개 구역(5개 단지, 7,318세대), 이번에 선정된 대전 3개 구역(6개 단지, 7,797세대)의 실거래와 매물을 선정 시점 기준으로 정렬해 비교한 결과다. 선정 20개월이 지난 분당은 아파트 평균 실거래가가 23.2% 오르고 거래량도 40% 늘었지만, 7개월이 지난 부산은 가격이 5.8% 오르는 사이 거래량은 40% 줄었다. 발표 엿새째인 대전은 매물이 잠긴 초기 국면에 있다.</w:t>
+        <w:t>노후계획도시 정비 선도지구로 선정된 지역은 발표 직후 거래가 먼저 멈추고, 가격은 곧바로 올라 유지되는 흐름을 보인 것으로 나타났다. 부동산 데이터 플랫폼 콕집(koczip.com)이 앞서 선정된 분당(2024년 11월, 12개 단지 10,738세대)과 부산(2025년 12월, 5개 단지 7,318세대)을 **선정 시점에 맞춰** 비교한 결과다. 선정 후 1개월 시점 매매 거래량은 분당이 선정 전 대비 45.6%, 부산이 10.4% 줄었고, 분당은 2개월 시점에 61.6%까지 감소했다. 반면 평균 실거래가는 두 지역 모두 선정 직후부터 올라 분당 14~18%, 부산 9~12% 높은 수준을 유지했다. 7월 15일 선정된 대전은 발표 엿새째로, 앞선 두 지역이 지난 구간의 초입에 있다.</w:t>
       </w:r>
     </w:p>
     <w:p>
@@ -55,7 +55,7 @@
       <w:r>
         <w:drawing>
           <wp:inline xmlns:a="http://schemas.openxmlformats.org/drawingml/2006/main" xmlns:pic="http://schemas.openxmlformats.org/drawingml/2006/picture">
-            <wp:extent cx="5832000" cy="2441302"/>
+            <wp:extent cx="5832000" cy="2419660"/>
             <wp:docPr id="1" name="Picture 1"/>
             <wp:cNvGraphicFramePr>
               <a:graphicFrameLocks noChangeAspect="1"/>
@@ -76,7 +76,7 @@
                   <pic:spPr>
                     <a:xfrm>
                       <a:off x="0" y="0"/>
-                      <a:ext cx="5832000" cy="2441302"/>
+                      <a:ext cx="5832000" cy="2419660"/>
                     </a:xfrm>
                     <a:prstGeom prst="rect"/>
                   </pic:spPr>
@@ -257,72 +257,6 @@
               <w:rPr>
                 <w:sz w:val="17"/>
               </w:rPr>
-              <w:t>경과</w:t>
-            </w:r>
-          </w:p>
-        </w:tc>
-        <w:tc>
-          <w:tcPr>
-            <w:tcW w:type="dxa" w:w="2160"/>
-          </w:tcPr>
-          <w:p>
-            <w:pPr>
-              <w:spacing w:after="40"/>
-            </w:pPr>
-            <w:r>
-              <w:rPr>
-                <w:sz w:val="17"/>
-              </w:rPr>
-              <w:t>20개월</w:t>
-            </w:r>
-          </w:p>
-        </w:tc>
-        <w:tc>
-          <w:tcPr>
-            <w:tcW w:type="dxa" w:w="2160"/>
-          </w:tcPr>
-          <w:p>
-            <w:pPr>
-              <w:spacing w:after="40"/>
-            </w:pPr>
-            <w:r>
-              <w:rPr>
-                <w:sz w:val="17"/>
-              </w:rPr>
-              <w:t>7개월</w:t>
-            </w:r>
-          </w:p>
-        </w:tc>
-        <w:tc>
-          <w:tcPr>
-            <w:tcW w:type="dxa" w:w="2160"/>
-          </w:tcPr>
-          <w:p>
-            <w:pPr>
-              <w:spacing w:after="40"/>
-            </w:pPr>
-            <w:r>
-              <w:rPr>
-                <w:sz w:val="17"/>
-              </w:rPr>
-              <w:t>6일</w:t>
-            </w:r>
-          </w:p>
-        </w:tc>
-      </w:tr>
-      <w:tr>
-        <w:tc>
-          <w:tcPr>
-            <w:tcW w:type="dxa" w:w="2160"/>
-          </w:tcPr>
-          <w:p>
-            <w:pPr>
-              <w:spacing w:after="40"/>
-            </w:pPr>
-            <w:r>
-              <w:rPr>
-                <w:sz w:val="17"/>
-              </w:rPr>
               <w:t>규모</w:t>
             </w:r>
           </w:p>
@@ -389,7 +323,7 @@
               <w:rPr>
                 <w:sz w:val="17"/>
               </w:rPr>
-              <w:t>월평균 거래 (선정 전→후)</w:t>
+              <w:t>선정 전 12개월 (기준)</w:t>
             </w:r>
           </w:p>
         </w:tc>
@@ -405,7 +339,7 @@
               <w:rPr>
                 <w:sz w:val="17"/>
               </w:rPr>
-              <w:t>31.8 → 44.6건 (+40%)</w:t>
+              <w:t>월 31.2건 · 13억 3,828만</w:t>
             </w:r>
           </w:p>
         </w:tc>
@@ -421,7 +355,7 @@
               <w:rPr>
                 <w:sz w:val="17"/>
               </w:rPr>
-              <w:t>33.0 → 19.8건 (-40%)</w:t>
+              <w:t>월 22.3건 · 4억 3,417만</w:t>
             </w:r>
           </w:p>
         </w:tc>
@@ -437,7 +371,7 @@
               <w:rPr>
                 <w:sz w:val="17"/>
               </w:rPr>
-              <w:t>관찰 기간 미도래</w:t>
+              <w:t>월 32.5건 · 7억 6,790만</w:t>
             </w:r>
           </w:p>
         </w:tc>
@@ -455,7 +389,7 @@
               <w:rPr>
                 <w:sz w:val="17"/>
               </w:rPr>
-              <w:t>평균 실거래가 (선정 전→후)</w:t>
+              <w:t>+1개월 거래량</w:t>
             </w:r>
           </w:p>
         </w:tc>
@@ -471,7 +405,7 @@
               <w:rPr>
                 <w:sz w:val="17"/>
               </w:rPr>
-              <w:t>13억 5,440만 → 16억 6,802만 (+23.2%)</w:t>
+              <w:t>-45.6%</w:t>
             </w:r>
           </w:p>
         </w:tc>
@@ -487,7 +421,7 @@
               <w:rPr>
                 <w:sz w:val="17"/>
               </w:rPr>
-              <w:t>4억 4,197만 → 4억 6,744만 (+5.8%)</w:t>
+              <w:t>-10.4%</w:t>
             </w:r>
           </w:p>
         </w:tc>
@@ -503,7 +437,7 @@
               <w:rPr>
                 <w:sz w:val="17"/>
               </w:rPr>
-              <w:t>관찰 기간 미도래</w:t>
+              <w:t>신고 전</w:t>
             </w:r>
           </w:p>
         </w:tc>
@@ -521,7 +455,7 @@
               <w:rPr>
                 <w:sz w:val="17"/>
               </w:rPr>
-              <w:t>신고가 경신</w:t>
+              <w:t>+2개월 거래량</w:t>
             </w:r>
           </w:p>
         </w:tc>
@@ -537,7 +471,7 @@
               <w:rPr>
                 <w:sz w:val="17"/>
               </w:rPr>
-              <w:t>다수 단지 상승 지속</w:t>
+              <w:t>-61.6%</w:t>
             </w:r>
           </w:p>
         </w:tc>
@@ -553,7 +487,7 @@
               <w:rPr>
                 <w:sz w:val="17"/>
               </w:rPr>
-              <w:t>두산1차 8억 5,000만 (선정 4개월 뒤)</w:t>
+              <w:t>-26.1%</w:t>
             </w:r>
           </w:p>
         </w:tc>
@@ -569,7 +503,7 @@
               <w:rPr>
                 <w:sz w:val="17"/>
               </w:rPr>
-              <w:t>발표 전 4개 단지 2026년 경신</w:t>
+              <w:t>신고 전</w:t>
             </w:r>
           </w:p>
         </w:tc>
@@ -587,7 +521,7 @@
               <w:rPr>
                 <w:sz w:val="17"/>
               </w:rPr>
-              <w:t>현재 매물 (7/20)</w:t>
+              <w:t>+3개월 거래량</w:t>
             </w:r>
           </w:p>
         </w:tc>
@@ -603,7 +537,7 @@
               <w:rPr>
                 <w:sz w:val="17"/>
               </w:rPr>
-              <w:t>461건 (세대대비 4.29%)</w:t>
+              <w:t>-45.6%</w:t>
             </w:r>
           </w:p>
         </w:tc>
@@ -619,7 +553,7 @@
               <w:rPr>
                 <w:sz w:val="17"/>
               </w:rPr>
-              <w:t>581건 (7.94%)</w:t>
+              <w:t>-26.9%</w:t>
             </w:r>
           </w:p>
         </w:tc>
@@ -635,7 +569,7 @@
               <w:rPr>
                 <w:sz w:val="17"/>
               </w:rPr>
-              <w:t>176건 (2.26%)</w:t>
+              <w:t>신고 전</w:t>
             </w:r>
           </w:p>
         </w:tc>
@@ -653,7 +587,7 @@
               <w:rPr>
                 <w:sz w:val="17"/>
               </w:rPr>
-              <w:t>매물 증감</w:t>
+              <w:t>+6개월 거래량</w:t>
             </w:r>
           </w:p>
         </w:tc>
@@ -669,7 +603,7 @@
               <w:rPr>
                 <w:sz w:val="17"/>
               </w:rPr>
-              <w:t>—</w:t>
+              <w:t>-8.8%</w:t>
             </w:r>
           </w:p>
         </w:tc>
@@ -685,7 +619,271 @@
               <w:rPr>
                 <w:sz w:val="17"/>
               </w:rPr>
-              <w:t>최근 2개월 안정</w:t>
+              <w:t>-22.4%</w:t>
+            </w:r>
+          </w:p>
+        </w:tc>
+        <w:tc>
+          <w:tcPr>
+            <w:tcW w:type="dxa" w:w="2160"/>
+          </w:tcPr>
+          <w:p>
+            <w:pPr>
+              <w:spacing w:after="40"/>
+            </w:pPr>
+            <w:r>
+              <w:rPr>
+                <w:sz w:val="17"/>
+              </w:rPr>
+              <w:t>신고 전</w:t>
+            </w:r>
+          </w:p>
+        </w:tc>
+      </w:tr>
+      <w:tr>
+        <w:tc>
+          <w:tcPr>
+            <w:tcW w:type="dxa" w:w="2160"/>
+          </w:tcPr>
+          <w:p>
+            <w:pPr>
+              <w:spacing w:after="40"/>
+            </w:pPr>
+            <w:r>
+              <w:rPr>
+                <w:sz w:val="17"/>
+              </w:rPr>
+              <w:t>+1개월 가격</w:t>
+            </w:r>
+          </w:p>
+        </w:tc>
+        <w:tc>
+          <w:tcPr>
+            <w:tcW w:type="dxa" w:w="2160"/>
+          </w:tcPr>
+          <w:p>
+            <w:pPr>
+              <w:spacing w:after="40"/>
+            </w:pPr>
+            <w:r>
+              <w:rPr>
+                <w:sz w:val="17"/>
+              </w:rPr>
+              <w:t>+15.9%</w:t>
+            </w:r>
+          </w:p>
+        </w:tc>
+        <w:tc>
+          <w:tcPr>
+            <w:tcW w:type="dxa" w:w="2160"/>
+          </w:tcPr>
+          <w:p>
+            <w:pPr>
+              <w:spacing w:after="40"/>
+            </w:pPr>
+            <w:r>
+              <w:rPr>
+                <w:sz w:val="17"/>
+              </w:rPr>
+              <w:t>+11.4%</w:t>
+            </w:r>
+          </w:p>
+        </w:tc>
+        <w:tc>
+          <w:tcPr>
+            <w:tcW w:type="dxa" w:w="2160"/>
+          </w:tcPr>
+          <w:p>
+            <w:pPr>
+              <w:spacing w:after="40"/>
+            </w:pPr>
+            <w:r>
+              <w:rPr>
+                <w:sz w:val="17"/>
+              </w:rPr>
+              <w:t>신고 전</w:t>
+            </w:r>
+          </w:p>
+        </w:tc>
+      </w:tr>
+      <w:tr>
+        <w:tc>
+          <w:tcPr>
+            <w:tcW w:type="dxa" w:w="2160"/>
+          </w:tcPr>
+          <w:p>
+            <w:pPr>
+              <w:spacing w:after="40"/>
+            </w:pPr>
+            <w:r>
+              <w:rPr>
+                <w:sz w:val="17"/>
+              </w:rPr>
+              <w:t>+3개월 가격</w:t>
+            </w:r>
+          </w:p>
+        </w:tc>
+        <w:tc>
+          <w:tcPr>
+            <w:tcW w:type="dxa" w:w="2160"/>
+          </w:tcPr>
+          <w:p>
+            <w:pPr>
+              <w:spacing w:after="40"/>
+            </w:pPr>
+            <w:r>
+              <w:rPr>
+                <w:sz w:val="17"/>
+              </w:rPr>
+              <w:t>+18.2%</w:t>
+            </w:r>
+          </w:p>
+        </w:tc>
+        <w:tc>
+          <w:tcPr>
+            <w:tcW w:type="dxa" w:w="2160"/>
+          </w:tcPr>
+          <w:p>
+            <w:pPr>
+              <w:spacing w:after="40"/>
+            </w:pPr>
+            <w:r>
+              <w:rPr>
+                <w:sz w:val="17"/>
+              </w:rPr>
+              <w:t>+10.3%</w:t>
+            </w:r>
+          </w:p>
+        </w:tc>
+        <w:tc>
+          <w:tcPr>
+            <w:tcW w:type="dxa" w:w="2160"/>
+          </w:tcPr>
+          <w:p>
+            <w:pPr>
+              <w:spacing w:after="40"/>
+            </w:pPr>
+            <w:r>
+              <w:rPr>
+                <w:sz w:val="17"/>
+              </w:rPr>
+              <w:t>신고 전</w:t>
+            </w:r>
+          </w:p>
+        </w:tc>
+      </w:tr>
+      <w:tr>
+        <w:tc>
+          <w:tcPr>
+            <w:tcW w:type="dxa" w:w="2160"/>
+          </w:tcPr>
+          <w:p>
+            <w:pPr>
+              <w:spacing w:after="40"/>
+            </w:pPr>
+            <w:r>
+              <w:rPr>
+                <w:sz w:val="17"/>
+              </w:rPr>
+              <w:t>+6개월 가격</w:t>
+            </w:r>
+          </w:p>
+        </w:tc>
+        <w:tc>
+          <w:tcPr>
+            <w:tcW w:type="dxa" w:w="2160"/>
+          </w:tcPr>
+          <w:p>
+            <w:pPr>
+              <w:spacing w:after="40"/>
+            </w:pPr>
+            <w:r>
+              <w:rPr>
+                <w:sz w:val="17"/>
+              </w:rPr>
+              <w:t>+14.8%</w:t>
+            </w:r>
+          </w:p>
+        </w:tc>
+        <w:tc>
+          <w:tcPr>
+            <w:tcW w:type="dxa" w:w="2160"/>
+          </w:tcPr>
+          <w:p>
+            <w:pPr>
+              <w:spacing w:after="40"/>
+            </w:pPr>
+            <w:r>
+              <w:rPr>
+                <w:sz w:val="17"/>
+              </w:rPr>
+              <w:t>+9.0%</w:t>
+            </w:r>
+          </w:p>
+        </w:tc>
+        <w:tc>
+          <w:tcPr>
+            <w:tcW w:type="dxa" w:w="2160"/>
+          </w:tcPr>
+          <w:p>
+            <w:pPr>
+              <w:spacing w:after="40"/>
+            </w:pPr>
+            <w:r>
+              <w:rPr>
+                <w:sz w:val="17"/>
+              </w:rPr>
+              <w:t>신고 전</w:t>
+            </w:r>
+          </w:p>
+        </w:tc>
+      </w:tr>
+      <w:tr>
+        <w:tc>
+          <w:tcPr>
+            <w:tcW w:type="dxa" w:w="2160"/>
+          </w:tcPr>
+          <w:p>
+            <w:pPr>
+              <w:spacing w:after="40"/>
+            </w:pPr>
+            <w:r>
+              <w:rPr>
+                <w:sz w:val="17"/>
+              </w:rPr>
+              <w:t>현재 매물 상황</w:t>
+            </w:r>
+          </w:p>
+        </w:tc>
+        <w:tc>
+          <w:tcPr>
+            <w:tcW w:type="dxa" w:w="2160"/>
+          </w:tcPr>
+          <w:p>
+            <w:pPr>
+              <w:spacing w:after="40"/>
+            </w:pPr>
+            <w:r>
+              <w:rPr>
+                <w:sz w:val="17"/>
+              </w:rPr>
+              <w:t>비교 불가 (수집 전)</w:t>
+            </w:r>
+          </w:p>
+        </w:tc>
+        <w:tc>
+          <w:tcPr>
+            <w:tcW w:type="dxa" w:w="2160"/>
+          </w:tcPr>
+          <w:p>
+            <w:pPr>
+              <w:spacing w:after="40"/>
+            </w:pPr>
+            <w:r>
+              <w:rPr>
+                <w:sz w:val="17"/>
+              </w:rPr>
+              <w:t>비교 불가 (수집 전)</w:t>
             </w:r>
           </w:p>
         </w:tc>
@@ -716,12 +914,12 @@
           <w:b/>
           <w:sz w:val="23"/>
         </w:rPr>
-        <w:t>■ ① 대전 — 발표 엿새, 선정된 단지만 잠겼다</w:t>
+        <w:t>■ 왜 ‘같은 시점’으로 맞춰야 하나</w:t>
       </w:r>
     </w:p>
     <w:p>
       <w:r>
-        <w:t>대전 선도지구 6개 단지의 매매 광고매물은 발표 전날인 7월 14일 227건에서 7월 20일 176건으로 22.5% 줄었다. 중복 광고를 합친 실매물 기준으로도 144건에서 117건으로 18.8% 감소했다. 주목할 점은 같은 동네의 선정되지 않은 단지들은 거의 움직이지 않았다는 것이다. 같은 기간 둔산동 비선정 69개 단지는 1,116건에서 1,139건으로 2.1% 늘었고, 법동 8개 단지도 1.5% 증가했다. 탄방동 33개 단지는 2.8% 줄어드는 데 그쳤다. 지역 전체가 아니라 선정 여부가 갈랐다는 뜻이다. 매물이 줄어든 경로도 통념과 달랐다. 발표 후 엿새간 신규 등록은 61건에서 39건으로 36% 급감했고, 회수는 69건에서 82건으로 19% 늘었다. 이미 나온 물건을 거둬들인 것보다, 새 물건이 나오지 않은 영향이 더 컸다. 같은 기간 대전 전체(선도지구 제외)는 회수가 오히려 16% 줄어 방향이 반대였다.</w:t>
+        <w:t>세 지역은 선정 시점이 각각 2024년 11월(분당), 2025년 12월(부산), 2026년 7월(대전)로 다르다. 경과 기간이 다른 상태를 그대로 나란히 놓으면 비교가 성립하지 않는다. 실제로 분당의 20개월 전체 평균과 부산의 6개월 평균을 단순 비교하면 분당은 거래가 늘고 부산은 줄어든 것처럼 보이지만, 이는 분당의 후반 회복분이 섞인 결과다. 이번 분석은 각 지역의 ‘선정 전 12개월’을 자기 기준선으로 삼고, 선정 후 1개월·2개월·3개월·6개월 시점을 같은 자리끼리 맞춰 비교했다.</w:t>
       </w:r>
     </w:p>
     <w:p>
@@ -733,12 +931,12 @@
           <w:b/>
           <w:sz w:val="23"/>
         </w:rPr>
-        <w:t>■ ② 부산 — 7개월, 거래는 40% 줄고 가격은 5.8% 올랐다</w:t>
+        <w:t>■ ① 거래 — 선정 직후 멈췄다가 시차를 두고 돌아온다</w:t>
       </w:r>
     </w:p>
     <w:p>
       <w:r>
-        <w:t>2025년 12월 12일 지방권 최초로 선정된 부산 화명·금곡(코오롱하늘채 1·2차)과 해운대(두산1차·LG·대림1차)는 선정 이후 거래가 눈에 띄게 줄었다. 선정 전 4개월간 월평균 33.0건이던 매매 신고 건수는 선정 후 6개월간 월평균 19.8건으로 40% 감소했다. 반면 평균 실거래가는 4억 4,197만 원에서 4억 6,744만 원으로 5.8% 올랐다. 단지별로는 두산1차가 17.5%, 코오롱하늘채2차가 12.1%, LG가 9.0% 상승했다. 신고가는 시차를 두고 나왔다. 두산1차는 선정 4개월 뒤인 2026년 4월 16일 8억 5,000만 원에 거래되며 역대 최고가를 새로 썼다. 매물은 다시 쌓였다. 부산 5개 단지의 현재 매매 매물은 581건으로 세대수 대비 7.94% 수준이며, 최근 두 달간 614건에서 581건 사이에서 안정적으로 유지되고 있다.</w:t>
+        <w:t>선정 후 거래량은 두 지역 모두 감소로 출발했다. 분당은 1개월 시점 -45.6%, 2개월 시점 -61.6%로 선정 전의 3분의 1 수준까지 떨어졌다가 3개월 -45.6%, 4개월 -26.4%, 5개월 -17.4%를 거쳐 6개월 시점에는 -8.8%로 거의 회복했다. 부산은 낙폭이 더 완만한 대신 회복도 더뎠다. 1개월 -10.4%로 시작해 3개월 시점 -26.9%로 저점을 찍은 뒤 6개월 시점에도 -22.4%에 머물렀다. 두 지역 모두 선정 직후 거래가 위축되는 국면은 공통이었지만, 6개월 시점의 회복 정도는 갈렸다.</w:t>
       </w:r>
     </w:p>
     <w:p>
@@ -750,12 +948,12 @@
           <w:b/>
           <w:sz w:val="23"/>
         </w:rPr>
-        <w:t>■ ③ 분당 — 20개월, 12개 단지가 모두 올랐다</w:t>
+        <w:t>■ ② 가격 — 거래가 멈춰도 곧바로 올라 유지된다</w:t>
       </w:r>
     </w:p>
     <w:p>
       <w:r>
-        <w:t>2024년 11월 27일 1기 신도시 선도지구로 선정된 분당 샛별마을·양지마을·시범단지 12개 단지는 가장 뚜렷한 상승 궤적을 그렸다. 선정 전 12개월간 13억 5,440만 원이던 평균 실거래가는 선정 후 20개월간 16억 6,802만 원으로 23.2% 올랐다. 거래량도 월평균 31.8건에서 44.6건으로 40% 늘어 부산과 정반대였다. 분기별로 보면 상승이 계단식으로 이어졌다. 선정 직전 13억 원대이던 평균가는 2025년 1분기 15억 3,199만 원, 3분기 17억 405만 원, 2026년 2분기 17억 9,762만 원으로 올라섰다. 12개 단지 전부가 상승했다는 점도 특징이다. 샛별동성이 49.9%로 가장 크게 올랐고 양지6단지한양 43.8%, 샛별우방 40.0%, 시범단지우성 33.4% 순이었다. 상승률이 가장 낮은 샛별삼부도 17.2%였다.</w:t>
+        <w:t>거래가 줄어드는 동안에도 평균 실거래가는 두 지역 모두 선정 직후부터 상승했다. 분당은 1개월 시점 이미 선정 전보다 15.9% 높았고, 3개월 시점 18.2%까지 오른 뒤 6개월 시점 14.8%를 유지했다. 부산은 1개월 시점 11.4%로 시작해 6개월 시점 9.0%로 다소 낮아졌지만 선정 전 수준을 계속 웃돌았다. 거래 건수가 줄어든 상태에서 나온 평균가라는 점은 감안해야 하지만, 두 지역에서 같은 방향이 확인됐다는 점은 공통적이다.</w:t>
       </w:r>
     </w:p>
     <w:p>
@@ -767,12 +965,12 @@
           <w:b/>
           <w:sz w:val="23"/>
         </w:rPr>
-        <w:t>■ 세 도시를 겹쳐 보면 — 잠김은 초기 현상, 가격 확인엔 시차</w:t>
+        <w:t>■ ③ 대전 — 지금은 매물이 잠긴 초입</w:t>
       </w:r>
     </w:p>
     <w:p>
       <w:r>
-        <w:t>선정 시점을 기준으로 세 지역을 정렬하면 공통점과 차이가 함께 드러난다. 공통적으로 선정 직후에는 매물이 잠기고 거래가 위축되는 국면이 나타난다. 가격이 지표로 확인되기까지는 시차가 있다. 부산은 선정 4개월 뒤에야 신고가가 나왔고, 분당도 선정 직후 두 개 분기는 거래 건수가 크게 줄었다가 이후 회복됐다. 반면 결과는 갈렸다. 20개월이 지난 분당은 거래와 가격이 함께 올랐지만, 7개월이 지난 부산은 가격은 올랐어도 거래는 줄어든 상태가 이어지고 있다. 매물이 세대수에서 차지하는 비중도 대전 2.26%, 분당 4.29%, 부산 7.94%로 갈린다. 같은 제도가 적용됐다고 해서 같은 경로를 밟는 것은 아니라는 점을 데이터가 보여준다.</w:t>
+        <w:t>대전 선도지구 6개 단지는 발표 전날인 7월 14일 227건이던 매매 광고매물이 7월 20일 176건으로 22.5% 줄었다. 실매물 기준으로도 144건에서 117건으로 18.8% 감소했다. 같은 동네의 선정되지 않은 단지들은 거의 움직이지 않았다. 둔산동 비선정 69개 단지는 2.1% 늘었고 법동 8개 단지는 1.5% 증가했으며 탄방동 33개 단지는 2.8% 줄어드는 데 그쳤다. 매물이 줄어든 경로도 통념과 달랐다. 발표 후 엿새간 신규 등록이 61건에서 39건으로 36% 급감한 반면 회수는 69건에서 82건으로 19% 느는 데 그쳐, 이미 나온 물건을 거둬들인 것보다 새 물건이 나오지 않은 영향이 더 컸다. 대전은 아직 발표 후 실거래 신고가 접수되지 않아(신고 기한 30일) 거래량·가격은 다음 달부터 확인된다.</w:t>
       </w:r>
     </w:p>
     <w:p>
@@ -789,7 +987,7 @@
     </w:p>
     <w:p>
       <w:r>
-        <w:t>대전 수치는 발표 후 엿새간의 초기 반응이어서 부산·분당과 관찰 기간이 다르다. 매물 감소에는 호가를 다시 부르기 위한 회수와 실제 계약 성사가 섞여 있을 수 있고, 발표 이후 계약분의 실거래 신고는 기한이 30일이어서 아직 집계에 반영되지 않았다. 분당은 수도권 1기 신도시, 부산·대전은 지방권으로 시장 규모와 성격이 다르며, 세 지역의 관찰 기간에 적용된 금융·세제 환경도 동일하지 않다. 이번 비교는 앞선 사례의 경로를 보여주는 것이며 특정 지역의 향후 가격을 예측하지 않는다. 월별 실거래 건수가 적은 구간은 평균가 변동 폭이 커질 수 있다는 점도 함께 고려해야 한다.</w:t>
+        <w:t>이번 비교는 앞선 두 지역이 지나온 경로를 보여주는 것이며, 대전의 향후 거래량이나 가격을 예측하지 않는다. 분당은 수도권 1기 신도시, 부산·대전은 지방권으로 시장 규모와 성격이 다르고, 세 지역의 관찰 기간에 적용된 금융·세제 환경도 동일하지 않다. 실제로 분당과 부산도 6개월 시점 거래 회복 정도가 -8.8%와 -22.4%로 크게 갈렸다. 거래 건수가 적은 구간은 평균가 변동 폭이 커질 수 있다는 점, 매물 데이터는 콕집 수집이 2026년 5월 시작돼 분당·부산의 선정 직후 매물은 비교할 수 없다는 점도 함께 고려해야 한다.</w:t>
       </w:r>
     </w:p>
     <w:p>
@@ -814,7 +1012,7 @@
         <w:rPr>
           <w:i/>
         </w:rPr>
-        <w:t>조용호 콕집 공동창업자는 “선도지구 발표가 나면 곧바로 가격이 뛴다는 인식이 있지만, 앞서 선정된 지역을 시점 기준으로 정렬해 보면 초기에는 오히려 거래가 멈추고 가격은 몇 달 뒤에 확인됐다”며 “분당과 부산의 궤적이 서로 달랐다는 점도 함께 봐야 한다. 데이터를 시점에 맞춰 비교해 소비자가 스스로 판단할 근거를 계속 공개하겠다”고 말했다.</w:t>
+        <w:t>조용호 콕집 공동창업자는 “선정 시점이 다른 지역을 그냥 나란히 놓으면 엉뚱한 결론이 나온다”며 “각 지역의 선정 시점을 0으로 맞춰 같은 자리끼리 비교했더니, 거래는 먼저 멈추고 가격은 곧바로 오르는 공통된 초기 국면이 확인됐다. 다만 6개월 뒤 회복 정도는 지역마다 달랐던 만큼 예측이 아니라 참고 자료로 봐야 한다”고 말했다.</w:t>
       </w:r>
     </w:p>
     <w:p>

--- a/design/press/선도지구_3도시비교.docx
+++ b/design/press/선도지구_3도시비교.docx
@@ -18,7 +18,7 @@
           <w:color w:val="64748B"/>
           <w:sz w:val="18"/>
         </w:rPr>
-        <w:t>배포일: 2026년 7월 · 즉시 보도 가능    문의: 조용호 공동창업자 · albooooza@gmail.com · 010-4692-4946</w:t>
+        <w:t>배포일: 2026년 7월 · 즉시 보도 가능    문의: 황인찬 대표 · runtoonline@gmail.com · 010-5942-8014</w:t>
       </w:r>
     </w:p>
     <w:p>
@@ -838,72 +838,6 @@
           </w:p>
         </w:tc>
       </w:tr>
-      <w:tr>
-        <w:tc>
-          <w:tcPr>
-            <w:tcW w:type="dxa" w:w="2160"/>
-          </w:tcPr>
-          <w:p>
-            <w:pPr>
-              <w:spacing w:after="40"/>
-            </w:pPr>
-            <w:r>
-              <w:rPr>
-                <w:sz w:val="17"/>
-              </w:rPr>
-              <w:t>현재 매물 상황</w:t>
-            </w:r>
-          </w:p>
-        </w:tc>
-        <w:tc>
-          <w:tcPr>
-            <w:tcW w:type="dxa" w:w="2160"/>
-          </w:tcPr>
-          <w:p>
-            <w:pPr>
-              <w:spacing w:after="40"/>
-            </w:pPr>
-            <w:r>
-              <w:rPr>
-                <w:sz w:val="17"/>
-              </w:rPr>
-              <w:t>비교 불가 (수집 전)</w:t>
-            </w:r>
-          </w:p>
-        </w:tc>
-        <w:tc>
-          <w:tcPr>
-            <w:tcW w:type="dxa" w:w="2160"/>
-          </w:tcPr>
-          <w:p>
-            <w:pPr>
-              <w:spacing w:after="40"/>
-            </w:pPr>
-            <w:r>
-              <w:rPr>
-                <w:sz w:val="17"/>
-              </w:rPr>
-              <w:t>비교 불가 (수집 전)</w:t>
-            </w:r>
-          </w:p>
-        </w:tc>
-        <w:tc>
-          <w:tcPr>
-            <w:tcW w:type="dxa" w:w="2160"/>
-          </w:tcPr>
-          <w:p>
-            <w:pPr>
-              <w:spacing w:after="40"/>
-            </w:pPr>
-            <w:r>
-              <w:rPr>
-                <w:sz w:val="17"/>
-              </w:rPr>
-              <w:t>발표 엿새 -22.5%</w:t>
-            </w:r>
-          </w:p>
-        </w:tc>
-      </w:tr>
     </w:tbl>
     <w:p>
       <w:pPr>
@@ -987,7 +921,7 @@
     </w:p>
     <w:p>
       <w:r>
-        <w:t>이번 비교는 앞선 두 지역이 지나온 경로를 보여주는 것이며, 대전의 향후 거래량이나 가격을 예측하지 않는다. 분당은 수도권 1기 신도시, 부산·대전은 지방권으로 시장 규모와 성격이 다르고, 세 지역의 관찰 기간에 적용된 금융·세제 환경도 동일하지 않다. 실제로 분당과 부산도 6개월 시점 거래 회복 정도가 -8.8%와 -22.4%로 크게 갈렸다. 거래 건수가 적은 구간은 평균가 변동 폭이 커질 수 있다는 점, 매물 데이터는 콕집 수집이 2026년 5월 시작돼 분당·부산의 선정 직후 매물은 비교할 수 없다는 점도 함께 고려해야 한다.</w:t>
+        <w:t>이번 비교는 앞선 두 지역이 지나온 경로를 보여주는 것이며, 대전의 향후 거래량이나 가격을 예측하지 않는다. 분당은 수도권 1기 신도시, 부산·대전은 지방권으로 시장 규모와 성격이 다르고, 세 지역의 관찰 기간에 적용된 금융·세제 환경도 동일하지 않다. 실제로 분당과 부산도 6개월 시점 거래 회복 정도가 -8.8%와 -22.4%로 크게 갈렸다. 거래 건수가 적은 구간은 평균가 변동 폭이 커질 수 있다는 점도 함께 고려해야 한다.</w:t>
       </w:r>
     </w:p>
     <w:p>
@@ -1012,7 +946,7 @@
         <w:rPr>
           <w:i/>
         </w:rPr>
-        <w:t>조용호 콕집 공동창업자는 “선정 시점이 다른 지역을 그냥 나란히 놓으면 엉뚱한 결론이 나온다”며 “각 지역의 선정 시점을 0으로 맞춰 같은 자리끼리 비교했더니, 거래는 먼저 멈추고 가격은 곧바로 오르는 공통된 초기 국면이 확인됐다. 다만 6개월 뒤 회복 정도는 지역마다 달랐던 만큼 예측이 아니라 참고 자료로 봐야 한다”고 말했다.</w:t>
+        <w:t>황인찬 런투온라인 대표는 “선도지구로 지정되면 곧바로 값이 뛴다고들 하지만, 앞서 지정된 두 지역에서 먼저 나타난 것은 거래가 멈추는 현상이었다”며 “분당은 지정 두 달 만에 거래가 3분의 1 수준까지 줄었고, 부산도 넉 달째 20%대 감소가 이어졌다. 그 사이 가격은 두 지역 모두 곧바로 올라 유지됐다. 지금 대전에서 매물이 잠기는 것도 같은 초기 국면으로 보인다”고 말했다.</w:t>
       </w:r>
     </w:p>
     <w:p>
@@ -1045,7 +979,7 @@
     </w:p>
     <w:p>
       <w:r>
-        <w:t>· 문의: 조용호 공동창업자 · albooooza@gmail.com · 010-4692-4946</w:t>
+        <w:t>· 문의: 황인찬 대표 · runtoonline@gmail.com · 010-5942-8014</w:t>
       </w:r>
     </w:p>
     <w:sectPr>

--- a/design/press/선도지구_3도시비교.docx
+++ b/design/press/선도지구_3도시비교.docx
@@ -30,7 +30,7 @@
           <w:b/>
           <w:sz w:val="30"/>
         </w:rPr>
-        <w:t>선도지구 선정되면 거래 먼저 멈춘다 — 분당·부산, 직후 1~3개월 거래 최대 62% 급감</w:t>
+        <w:t>선도지구 선정되면 거래부터 멈춘다 — 분당·부산, 직후 3개월 거래 최대 71% 감소</w:t>
       </w:r>
     </w:p>
     <w:p>
@@ -40,12 +40,12 @@
           <w:color w:val="1268D3"/>
           <w:sz w:val="23"/>
         </w:rPr>
-        <w:t>콕집, 선정 시점 맞춰 비교 — 가격은 곧바로 9~18% 올라 유지 · 대전은 지금 그 초입</w:t>
+        <w:t>콕집, 선정 시점 맞춰 비교 — 가격은 곧바로 7~18% 올라 유지 · 대전은 지금 그 초입</w:t>
       </w:r>
     </w:p>
     <w:p>
       <w:r>
-        <w:t>노후계획도시 정비 선도지구로 선정된 지역은 발표 직후 거래가 먼저 멈추고, 가격은 곧바로 올라 유지되는 흐름을 보인 것으로 나타났다. 부동산 데이터 플랫폼 콕집(koczip.com)이 앞서 선정된 분당(2024년 11월, 12개 단지 10,738세대)과 부산(2025년 12월, 5개 단지 7,318세대)을 **선정 시점에 맞춰** 비교한 결과다. 선정 후 1개월 시점 매매 거래량은 분당이 선정 전 대비 45.6%, 부산이 10.4% 줄었고, 분당은 2개월 시점에 61.6%까지 감소했다. 반면 평균 실거래가는 두 지역 모두 선정 직후부터 올라 분당 14~18%, 부산 9~12% 높은 수준을 유지했다. 7월 15일 선정된 대전은 발표 엿새째로, 앞선 두 지역이 지난 구간의 초입에 있다.</w:t>
+        <w:t>노후계획도시 정비 선도지구로 선정된 지역은 발표 직후 거래가 먼저 멈추고, 가격은 곧바로 올라 유지되는 흐름을 보인 것으로 나타났다. 부동산 데이터 플랫폼 콕집(koczip.com)이 앞서 선정된 분당(2024년 11월, 12개 단지 10,738세대)과 부산(2025년 12월, 5개 단지 7,318세대)을 선정 시점에 맞춰 비교한 결과다. 선정 후 3개월 안에 매매 거래량은 분당이 최대 71%, 부산이 최대 55% 줄었다. 반면 평균 실거래가는 두 지역 모두 선정 직후부터 올라 분당 7~18%, 부산 9~11% 높은 수준을 유지했다. 7월 15일 선정된 대전은 발표 엿새째로, 앞선 두 지역이 지난 구간의 초입에 있다.</w:t>
       </w:r>
     </w:p>
     <w:p>
@@ -55,7 +55,7 @@
       <w:r>
         <w:drawing>
           <wp:inline xmlns:a="http://schemas.openxmlformats.org/drawingml/2006/main" xmlns:pic="http://schemas.openxmlformats.org/drawingml/2006/picture">
-            <wp:extent cx="5832000" cy="2419660"/>
+            <wp:extent cx="5832000" cy="2481702"/>
             <wp:docPr id="1" name="Picture 1"/>
             <wp:cNvGraphicFramePr>
               <a:graphicFrameLocks noChangeAspect="1"/>
@@ -76,7 +76,7 @@
                   <pic:spPr>
                     <a:xfrm>
                       <a:off x="0" y="0"/>
-                      <a:ext cx="5832000" cy="2419660"/>
+                      <a:ext cx="5832000" cy="2481702"/>
                     </a:xfrm>
                     <a:prstGeom prst="rect"/>
                   </pic:spPr>
@@ -323,72 +323,6 @@
               <w:rPr>
                 <w:sz w:val="17"/>
               </w:rPr>
-              <w:t>선정 전 12개월 (기준)</w:t>
-            </w:r>
-          </w:p>
-        </w:tc>
-        <w:tc>
-          <w:tcPr>
-            <w:tcW w:type="dxa" w:w="2160"/>
-          </w:tcPr>
-          <w:p>
-            <w:pPr>
-              <w:spacing w:after="40"/>
-            </w:pPr>
-            <w:r>
-              <w:rPr>
-                <w:sz w:val="17"/>
-              </w:rPr>
-              <w:t>월 31.2건 · 13억 3,828만</w:t>
-            </w:r>
-          </w:p>
-        </w:tc>
-        <w:tc>
-          <w:tcPr>
-            <w:tcW w:type="dxa" w:w="2160"/>
-          </w:tcPr>
-          <w:p>
-            <w:pPr>
-              <w:spacing w:after="40"/>
-            </w:pPr>
-            <w:r>
-              <w:rPr>
-                <w:sz w:val="17"/>
-              </w:rPr>
-              <w:t>월 22.3건 · 4억 3,417만</w:t>
-            </w:r>
-          </w:p>
-        </w:tc>
-        <w:tc>
-          <w:tcPr>
-            <w:tcW w:type="dxa" w:w="2160"/>
-          </w:tcPr>
-          <w:p>
-            <w:pPr>
-              <w:spacing w:after="40"/>
-            </w:pPr>
-            <w:r>
-              <w:rPr>
-                <w:sz w:val="17"/>
-              </w:rPr>
-              <w:t>월 32.5건 · 7억 6,790만</w:t>
-            </w:r>
-          </w:p>
-        </w:tc>
-      </w:tr>
-      <w:tr>
-        <w:tc>
-          <w:tcPr>
-            <w:tcW w:type="dxa" w:w="2160"/>
-          </w:tcPr>
-          <w:p>
-            <w:pPr>
-              <w:spacing w:after="40"/>
-            </w:pPr>
-            <w:r>
-              <w:rPr>
-                <w:sz w:val="17"/>
-              </w:rPr>
               <w:t>+1개월 거래량</w:t>
             </w:r>
           </w:p>
@@ -405,7 +339,7 @@
               <w:rPr>
                 <w:sz w:val="17"/>
               </w:rPr>
-              <w:t>-45.6%</w:t>
+              <w:t>-37 ~ -59%</w:t>
             </w:r>
           </w:p>
         </w:tc>
@@ -421,7 +355,7 @@
               <w:rPr>
                 <w:sz w:val="17"/>
               </w:rPr>
-              <w:t>-10.4%</w:t>
+              <w:t>-10 ~ -44%</w:t>
             </w:r>
           </w:p>
         </w:tc>
@@ -471,7 +405,7 @@
               <w:rPr>
                 <w:sz w:val="17"/>
               </w:rPr>
-              <w:t>-61.6%</w:t>
+              <w:t>-56 ~ -71%</w:t>
             </w:r>
           </w:p>
         </w:tc>
@@ -487,7 +421,7 @@
               <w:rPr>
                 <w:sz w:val="17"/>
               </w:rPr>
-              <w:t>-26.1%</w:t>
+              <w:t>-26 ~ -54%</w:t>
             </w:r>
           </w:p>
         </w:tc>
@@ -537,7 +471,7 @@
               <w:rPr>
                 <w:sz w:val="17"/>
               </w:rPr>
-              <w:t>-45.6%</w:t>
+              <w:t>-37 ~ -59%</w:t>
             </w:r>
           </w:p>
         </w:tc>
@@ -553,73 +487,7 @@
               <w:rPr>
                 <w:sz w:val="17"/>
               </w:rPr>
-              <w:t>-26.9%</w:t>
-            </w:r>
-          </w:p>
-        </w:tc>
-        <w:tc>
-          <w:tcPr>
-            <w:tcW w:type="dxa" w:w="2160"/>
-          </w:tcPr>
-          <w:p>
-            <w:pPr>
-              <w:spacing w:after="40"/>
-            </w:pPr>
-            <w:r>
-              <w:rPr>
-                <w:sz w:val="17"/>
-              </w:rPr>
-              <w:t>신고 전</w:t>
-            </w:r>
-          </w:p>
-        </w:tc>
-      </w:tr>
-      <w:tr>
-        <w:tc>
-          <w:tcPr>
-            <w:tcW w:type="dxa" w:w="2160"/>
-          </w:tcPr>
-          <w:p>
-            <w:pPr>
-              <w:spacing w:after="40"/>
-            </w:pPr>
-            <w:r>
-              <w:rPr>
-                <w:sz w:val="17"/>
-              </w:rPr>
-              <w:t>+6개월 거래량</w:t>
-            </w:r>
-          </w:p>
-        </w:tc>
-        <w:tc>
-          <w:tcPr>
-            <w:tcW w:type="dxa" w:w="2160"/>
-          </w:tcPr>
-          <w:p>
-            <w:pPr>
-              <w:spacing w:after="40"/>
-            </w:pPr>
-            <w:r>
-              <w:rPr>
-                <w:sz w:val="17"/>
-              </w:rPr>
-              <w:t>-8.8%</w:t>
-            </w:r>
-          </w:p>
-        </w:tc>
-        <w:tc>
-          <w:tcPr>
-            <w:tcW w:type="dxa" w:w="2160"/>
-          </w:tcPr>
-          <w:p>
-            <w:pPr>
-              <w:spacing w:after="40"/>
-            </w:pPr>
-            <w:r>
-              <w:rPr>
-                <w:sz w:val="17"/>
-              </w:rPr>
-              <w:t>-22.4%</w:t>
+              <w:t>-27 ~ -55%</w:t>
             </w:r>
           </w:p>
         </w:tc>
@@ -669,7 +537,7 @@
               <w:rPr>
                 <w:sz w:val="17"/>
               </w:rPr>
-              <w:t>+15.9%</w:t>
+              <w:t>+8 ~ +16%</w:t>
             </w:r>
           </w:p>
         </w:tc>
@@ -685,7 +553,73 @@
               <w:rPr>
                 <w:sz w:val="17"/>
               </w:rPr>
-              <w:t>+11.4%</w:t>
+              <w:t>+10 ~ +11%</w:t>
+            </w:r>
+          </w:p>
+        </w:tc>
+        <w:tc>
+          <w:tcPr>
+            <w:tcW w:type="dxa" w:w="2160"/>
+          </w:tcPr>
+          <w:p>
+            <w:pPr>
+              <w:spacing w:after="40"/>
+            </w:pPr>
+            <w:r>
+              <w:rPr>
+                <w:sz w:val="17"/>
+              </w:rPr>
+              <w:t>신고 전</w:t>
+            </w:r>
+          </w:p>
+        </w:tc>
+      </w:tr>
+      <w:tr>
+        <w:tc>
+          <w:tcPr>
+            <w:tcW w:type="dxa" w:w="2160"/>
+          </w:tcPr>
+          <w:p>
+            <w:pPr>
+              <w:spacing w:after="40"/>
+            </w:pPr>
+            <w:r>
+              <w:rPr>
+                <w:sz w:val="17"/>
+              </w:rPr>
+              <w:t>+2개월 가격</w:t>
+            </w:r>
+          </w:p>
+        </w:tc>
+        <w:tc>
+          <w:tcPr>
+            <w:tcW w:type="dxa" w:w="2160"/>
+          </w:tcPr>
+          <w:p>
+            <w:pPr>
+              <w:spacing w:after="40"/>
+            </w:pPr>
+            <w:r>
+              <w:rPr>
+                <w:sz w:val="17"/>
+              </w:rPr>
+              <w:t>+7 ~ +15%</w:t>
+            </w:r>
+          </w:p>
+        </w:tc>
+        <w:tc>
+          <w:tcPr>
+            <w:tcW w:type="dxa" w:w="2160"/>
+          </w:tcPr>
+          <w:p>
+            <w:pPr>
+              <w:spacing w:after="40"/>
+            </w:pPr>
+            <w:r>
+              <w:rPr>
+                <w:sz w:val="17"/>
+              </w:rPr>
+              <w:t>+9 ~ +11%</w:t>
             </w:r>
           </w:p>
         </w:tc>
@@ -735,7 +669,7 @@
               <w:rPr>
                 <w:sz w:val="17"/>
               </w:rPr>
-              <w:t>+18.2%</w:t>
+              <w:t>+11 ~ +18%</w:t>
             </w:r>
           </w:p>
         </w:tc>
@@ -751,73 +685,7 @@
               <w:rPr>
                 <w:sz w:val="17"/>
               </w:rPr>
-              <w:t>+10.3%</w:t>
-            </w:r>
-          </w:p>
-        </w:tc>
-        <w:tc>
-          <w:tcPr>
-            <w:tcW w:type="dxa" w:w="2160"/>
-          </w:tcPr>
-          <w:p>
-            <w:pPr>
-              <w:spacing w:after="40"/>
-            </w:pPr>
-            <w:r>
-              <w:rPr>
-                <w:sz w:val="17"/>
-              </w:rPr>
-              <w:t>신고 전</w:t>
-            </w:r>
-          </w:p>
-        </w:tc>
-      </w:tr>
-      <w:tr>
-        <w:tc>
-          <w:tcPr>
-            <w:tcW w:type="dxa" w:w="2160"/>
-          </w:tcPr>
-          <w:p>
-            <w:pPr>
-              <w:spacing w:after="40"/>
-            </w:pPr>
-            <w:r>
-              <w:rPr>
-                <w:sz w:val="17"/>
-              </w:rPr>
-              <w:t>+6개월 가격</w:t>
-            </w:r>
-          </w:p>
-        </w:tc>
-        <w:tc>
-          <w:tcPr>
-            <w:tcW w:type="dxa" w:w="2160"/>
-          </w:tcPr>
-          <w:p>
-            <w:pPr>
-              <w:spacing w:after="40"/>
-            </w:pPr>
-            <w:r>
-              <w:rPr>
-                <w:sz w:val="17"/>
-              </w:rPr>
-              <w:t>+14.8%</w:t>
-            </w:r>
-          </w:p>
-        </w:tc>
-        <w:tc>
-          <w:tcPr>
-            <w:tcW w:type="dxa" w:w="2160"/>
-          </w:tcPr>
-          <w:p>
-            <w:pPr>
-              <w:spacing w:after="40"/>
-            </w:pPr>
-            <w:r>
-              <w:rPr>
-                <w:sz w:val="17"/>
-              </w:rPr>
-              <w:t>+9.0%</w:t>
+              <w:t>+9 ~ +10%</w:t>
             </w:r>
           </w:p>
         </w:tc>
@@ -848,12 +716,12 @@
           <w:b/>
           <w:sz w:val="23"/>
         </w:rPr>
-        <w:t>■ 왜 ‘같은 시점’으로 맞춰야 하나</w:t>
+        <w:t>■ 비교 방법 — 선정 시점을 맞추고, 기준선을 세 가지로 검증했다</w:t>
       </w:r>
     </w:p>
     <w:p>
       <w:r>
-        <w:t>세 지역은 선정 시점이 각각 2024년 11월(분당), 2025년 12월(부산), 2026년 7월(대전)로 다르다. 경과 기간이 다른 상태를 그대로 나란히 놓으면 비교가 성립하지 않는다. 실제로 분당의 20개월 전체 평균과 부산의 6개월 평균을 단순 비교하면 분당은 거래가 늘고 부산은 줄어든 것처럼 보이지만, 이는 분당의 후반 회복분이 섞인 결과다. 이번 분석은 각 지역의 ‘선정 전 12개월’을 자기 기준선으로 삼고, 선정 후 1개월·2개월·3개월·6개월 시점을 같은 자리끼리 맞춰 비교했다.</w:t>
+        <w:t>세 지역은 선정 시점이 각각 2024년 11월(분당), 2025년 12월(부산), 2026년 7월(대전)로 다르다. 경과 기간이 다른 상태를 그대로 나란히 놓으면 비교가 성립하지 않으므로, 각 지역의 선정일을 기준점으로 삼아 ‘선정 후 1개월·2개월·3개월’ 시점을 같은 자리끼리 맞춰 비교했다. 비교의 기준값은 선정 직전 기간의 월평균 거래량과 평균 실거래가다. 다만 이 단지들은 월 거래가 20~30건대로 많지 않아 기준 기간을 어떻게 잡느냐에 따라 수치가 달라질 수 있다. 이에 기준 기간을 선정 직전 3개월·6개월·12개월 세 가지로 각각 잡아 모두 계산했고, 본문에는 세 결과의 범위를 제시했다. 세 기준에서 모두 같은 방향이 나온 항목만 결론으로 삼았다.</w:t>
       </w:r>
     </w:p>
     <w:p>
@@ -865,12 +733,12 @@
           <w:b/>
           <w:sz w:val="23"/>
         </w:rPr>
-        <w:t>■ ① 거래 — 선정 직후 멈췄다가 시차를 두고 돌아온다</w:t>
+        <w:t>■ ① 거래 — 선정 직후 3개월간 뚜렷하게 줄었다</w:t>
       </w:r>
     </w:p>
     <w:p>
       <w:r>
-        <w:t>선정 후 거래량은 두 지역 모두 감소로 출발했다. 분당은 1개월 시점 -45.6%, 2개월 시점 -61.6%로 선정 전의 3분의 1 수준까지 떨어졌다가 3개월 -45.6%, 4개월 -26.4%, 5개월 -17.4%를 거쳐 6개월 시점에는 -8.8%로 거의 회복했다. 부산은 낙폭이 더 완만한 대신 회복도 더뎠다. 1개월 -10.4%로 시작해 3개월 시점 -26.9%로 저점을 찍은 뒤 6개월 시점에도 -22.4%에 머물렀다. 두 지역 모두 선정 직후 거래가 위축되는 국면은 공통이었지만, 6개월 시점의 회복 정도는 갈렸다.</w:t>
+        <w:t>분당은 선정 후 1개월 시점 거래량이 선정 전 대비 37~59% 줄었고, 2개월 시점에는 56~71% 감소해 선정 전의 3분의 1 수준까지 내려갔다. 3개월 시점에도 37~59% 적은 상태가 이어졌다. 부산은 1개월 시점 10~44%, 2개월 시점 26~54%, 3개월 시점 27~55% 줄었다. 기준 기간을 어떻게 잡아도 두 지역 모두 세 시점 전부에서 감소가 확인됐다. 선정이 곧바로 거래 증가로 이어지지는 않았다는 의미다.</w:t>
       </w:r>
     </w:p>
     <w:p>
@@ -882,12 +750,12 @@
           <w:b/>
           <w:sz w:val="23"/>
         </w:rPr>
-        <w:t>■ ② 가격 — 거래가 멈춰도 곧바로 올라 유지된다</w:t>
+        <w:t>■ ② 가격 — 거래가 멈춘 동안에도 곧바로 올라 유지됐다</w:t>
       </w:r>
     </w:p>
     <w:p>
       <w:r>
-        <w:t>거래가 줄어드는 동안에도 평균 실거래가는 두 지역 모두 선정 직후부터 상승했다. 분당은 1개월 시점 이미 선정 전보다 15.9% 높았고, 3개월 시점 18.2%까지 오른 뒤 6개월 시점 14.8%를 유지했다. 부산은 1개월 시점 11.4%로 시작해 6개월 시점 9.0%로 다소 낮아졌지만 선정 전 수준을 계속 웃돌았다. 거래 건수가 줄어든 상태에서 나온 평균가라는 점은 감안해야 하지만, 두 지역에서 같은 방향이 확인됐다는 점은 공통적이다.</w:t>
+        <w:t>거래가 줄어드는 동안에도 평균 실거래가는 두 지역 모두 선정 직후부터 상승했다. 분당은 1개월 시점 이미 선정 전보다 8~16% 높았고, 3개월 시점에는 11~18% 높은 수준이었다. 부산은 1개월 시점 10~11%, 3개월 시점 9~10% 높았다. 거래량과 마찬가지로 기준 기간을 세 가지로 바꿔도 두 지역, 세 시점 모두에서 상승 방향이 유지됐다. 다만 거래 건수가 줄어든 상태에서 산출된 평균가라는 점은 함께 감안해야 한다.</w:t>
       </w:r>
     </w:p>
     <w:p>
@@ -921,7 +789,7 @@
     </w:p>
     <w:p>
       <w:r>
-        <w:t>이번 비교는 앞선 두 지역이 지나온 경로를 보여주는 것이며, 대전의 향후 거래량이나 가격을 예측하지 않는다. 분당은 수도권 1기 신도시, 부산·대전은 지방권으로 시장 규모와 성격이 다르고, 세 지역의 관찰 기간에 적용된 금융·세제 환경도 동일하지 않다. 실제로 분당과 부산도 6개월 시점 거래 회복 정도가 -8.8%와 -22.4%로 크게 갈렸다. 거래 건수가 적은 구간은 평균가 변동 폭이 커질 수 있다는 점도 함께 고려해야 한다.</w:t>
+        <w:t>이번 비교는 앞선 두 지역이 지나온 초기 3개월의 경로를 보여주는 것이며, 대전의 향후 거래량이나 가격을 예측하지 않는다. 분당은 수도권 1기 신도시, 부산·대전은 지방권으로 시장 규모와 성격이 다르고, 세 지역의 관찰 기간에 적용된 금융·세제 환경도 동일하지 않다. 대상 단지들의 월 거래는 분당 15~82건, 부산 11~38건으로 편차가 커서 특정 시점의 단일 수치보다 방향과 범위로 읽는 것이 적절하다. 선정 4개월 이후 구간은 기준 기간에 따라 결과가 엇갈려 이번 자료에서는 다루지 않았다.</w:t>
       </w:r>
     </w:p>
     <w:p>
@@ -946,7 +814,7 @@
         <w:rPr>
           <w:i/>
         </w:rPr>
-        <w:t>황인찬 런투온라인 대표는 “선도지구로 지정되면 곧바로 값이 뛴다고들 하지만, 앞서 지정된 두 지역에서 먼저 나타난 것은 거래가 멈추는 현상이었다”며 “분당은 지정 두 달 만에 거래가 3분의 1 수준까지 줄었고, 부산도 넉 달째 20%대 감소가 이어졌다. 그 사이 가격은 두 지역 모두 곧바로 올라 유지됐다. 지금 대전에서 매물이 잠기는 것도 같은 초기 국면으로 보인다”고 말했다.</w:t>
+        <w:t>황인찬 런투온라인 대표는 “선도지구로 지정되면 곧바로 값이 뛴다고들 하지만, 앞서 지정된 두 지역에서 먼저 나타난 것은 거래가 멈추는 현상이었다”며 “분당은 지정 두 달 만에 거래가 선정 전의 3분의 1 수준까지 줄었고, 부산도 석 달째 감소가 이어졌다. 그 사이 가격은 두 지역 모두 곧바로 올라 유지됐다. 지금 대전에서 매물이 잠기는 것도 같은 초기 국면으로 보인다”고 말했다.</w:t>
       </w:r>
     </w:p>
     <w:p>
@@ -955,7 +823,7 @@
           <w:color w:val="64748B"/>
           <w:sz w:val="17"/>
         </w:rPr>
-        <w:t>분석 방법 | 대상: ①분당 3개 구역 12개 단지(샛별마을 동성·라이프·삼부·우방, 양지마을 금호1·청구2·한양5·금호한양3,5·금호청구6·한양6, 시범단지 우성·현대) 10,738세대, 2024-11-27 선정 ②부산 2개 구역 5개 단지(코오롱하늘채1·2차, 두산1차, LG, 대림1차) 7,318세대, 2025-12-12 선정 ③대전 3개 구역 6개 단지(한가람·공작한양·목련·크로바·보람·삼익소월) 7,797세대, 2026-07-15 선정. 실거래 건수·평균가는 국토교통부 실거래 신고 자료(해제거래 제외) 기준이며 신고 기한 30일로 최근 2개월은 미완성. 매물은 콕집 일별 수집 기준(광고매물=포털 노출 광고 건수, 실매물=동일 주택의 중복 광고를 합친 수). 전 수치는 콕집 자체 구축 DB 실측(2026-07-20).</w:t>
+        <w:t>분석 방법 | 대상: ①분당 3개 구역 12개 단지(샛별마을 동성·라이프·삼부·우방, 양지마을 금호1·청구2·한양5·금호한양3,5·금호청구6·한양6, 시범단지 우성·현대) 10,738세대, 2024-11-27 선정 ②부산 2개 구역 5개 단지(코오롱하늘채1·2차, 두산1차, LG, 대림1차) 7,318세대, 2025-12-12 선정 ③대전 3개 구역 6개 단지(한가람·공작한양·목련·크로바·보람·삼익소월) 7,797세대, 2026-07-15 선정. 실거래 건수·평균가는 국토교통부 실거래 신고 자료(해제거래 제외) 기준이며 신고 기한 30일로 최근 2개월은 미완성. 비교 기준값은 각 지역 선정 직전 3·6·12개월 월평균을 각각 적용해 산출한 결과의 범위. 매물은 콕집 일별 수집 기준(광고매물=포털 노출 광고 건수, 실매물=동일 주택의 중복 광고를 합친 수). 전 수치는 콕집 자체 구축 DB 실측(2026-07-20).</w:t>
       </w:r>
     </w:p>
     <w:p>

--- a/design/press/선도지구_3도시비교.docx
+++ b/design/press/선도지구_3도시비교.docx
@@ -18,7 +18,7 @@
           <w:color w:val="64748B"/>
           <w:sz w:val="18"/>
         </w:rPr>
-        <w:t>배포일: 2026년 7월 · 즉시 보도 가능    문의: 황인찬 대표 · runtoonline@gmail.com · 010-5942-8014</w:t>
+        <w:t>배포일: 2026년 7월 · 즉시 보도 가능    문의: 조용호 공동창업자 · albooooza@gmail.com · 010-4692-4946</w:t>
       </w:r>
     </w:p>
     <w:p>
@@ -814,7 +814,7 @@
         <w:rPr>
           <w:i/>
         </w:rPr>
-        <w:t>황인찬 런투온라인 대표는 “선도지구로 지정되면 곧바로 값이 뛴다고들 하지만, 앞서 지정된 두 지역에서 먼저 나타난 것은 거래가 멈추는 현상이었다”며 “분당은 지정 두 달 만에 거래가 선정 전의 3분의 1 수준까지 줄었고, 부산도 석 달째 감소가 이어졌다. 그 사이 가격은 두 지역 모두 곧바로 올라 유지됐다. 지금 대전에서 매물이 잠기는 것도 같은 초기 국면으로 보인다”고 말했다.</w:t>
+        <w:t>조용호 콕집 공동창업자는 “선도지구로 지정되면 곧바로 값이 뛴다고들 하지만, 앞서 지정된 두 지역에서 먼저 나타난 것은 거래가 멈추는 현상이었다”며 “분당은 지정 두 달 만에 거래가 선정 전의 3분의 1 수준까지 줄었고, 부산도 석 달째 감소가 이어졌다. 그 사이 가격은 두 지역 모두 곧바로 올라 유지됐다. 지금 대전에서 매물이 잠기는 것도 같은 초기 국면으로 보인다”고 말했다.</w:t>
       </w:r>
     </w:p>
     <w:p>
@@ -847,7 +847,7 @@
     </w:p>
     <w:p>
       <w:r>
-        <w:t>· 문의: 황인찬 대표 · runtoonline@gmail.com · 010-5942-8014</w:t>
+        <w:t>· 문의: 조용호 공동창업자 · albooooza@gmail.com · 010-4692-4946</w:t>
       </w:r>
     </w:p>
     <w:sectPr>
